--- a/Дорожная карта Тестирования 2026.docx
+++ b/Дорожная карта Тестирования 2026.docx
@@ -1,6 +1,6 @@
 
 <file path=word/document.xml><?xml version="1.0" encoding="utf-8"?>
-<w:document xmlns:wpc="http://schemas.microsoft.com/office/word/2010/wordprocessingCanvas" xmlns:cx="http://schemas.microsoft.com/office/drawing/2014/chartex" xmlns:cx1="http://schemas.microsoft.com/office/drawing/2015/9/8/chartex" xmlns:cx2="http://schemas.microsoft.com/office/drawing/2015/10/21/chartex" xmlns:cx3="http://schemas.microsoft.com/office/drawing/2016/5/9/chartex" xmlns:cx4="http://schemas.microsoft.com/office/drawing/2016/5/10/chartex" xmlns:cx5="http://schemas.microsoft.com/office/drawing/2016/5/11/chartex" xmlns:cx6="http://schemas.microsoft.com/office/drawing/2016/5/12/chartex" xmlns:cx7="http://schemas.microsoft.com/office/drawing/2016/5/13/chartex" xmlns:cx8="http://schemas.microsoft.com/office/drawing/2016/5/14/chartex" xmlns:mc="http://schemas.openxmlformats.org/markup-compatibility/2006" xmlns:aink="http://schemas.microsoft.com/office/drawing/2016/ink" xmlns:am3d="http://schemas.microsoft.com/office/drawing/2017/model3d" xmlns:o="urn:schemas-microsoft-com:office:office" xmlns:oel="http://schemas.microsoft.com/office/2019/extlst" xmlns:r="http://schemas.openxmlformats.org/officeDocument/2006/relationships" xmlns:m="http://schemas.openxmlformats.org/officeDocument/2006/math" xmlns:v="urn:schemas-microsoft-com:vml" xmlns:wp14="http://schemas.microsoft.com/office/word/2010/wordprocessingDrawing" xmlns:wp="http://schemas.openxmlformats.org/drawingml/2006/wordprocessingDrawing" xmlns:w10="urn:schemas-microsoft-com:office:word" xmlns:w="http://schemas.openxmlformats.org/wordprocessingml/2006/main" xmlns:w14="http://schemas.microsoft.com/office/word/2010/wordml" xmlns:w15="http://schemas.microsoft.com/office/word/2012/wordml" xmlns:w16cex="http://schemas.microsoft.com/office/word/2018/wordml/cex" xmlns:w16cid="http://schemas.microsoft.com/office/word/2016/wordml/cid" xmlns:w16="http://schemas.microsoft.com/office/word/2018/wordml" xmlns:w16du="http://schemas.microsoft.com/office/word/2023/wordml/word16du" xmlns:w16sdtdh="http://schemas.microsoft.com/office/word/2020/wordml/sdtdatahash" xmlns:w16sdtfl="http://schemas.microsoft.com/office/word/2024/wordml/sdtformatlock" xmlns:w16se="http://schemas.microsoft.com/office/word/2015/wordml/symex" xmlns:wpg="http://schemas.microsoft.com/office/word/2010/wordprocessingGroup" xmlns:wpi="http://schemas.microsoft.com/office/word/2010/wordprocessingInk" xmlns:wne="http://schemas.microsoft.com/office/word/2006/wordml" xmlns:wps="http://schemas.microsoft.com/office/word/2010/wordprocessingShape" mc:Ignorable="w14 w15 w16se w16cid w16 w16cex w16sdtdh w16sdtfl w16du wp14">
+<w:document xmlns:wpc="http://schemas.microsoft.com/office/word/2010/wordprocessingCanvas" xmlns:cx="http://schemas.microsoft.com/office/drawing/2014/chartex" xmlns:cx1="http://schemas.microsoft.com/office/drawing/2015/9/8/chartex" xmlns:cx2="http://schemas.microsoft.com/office/drawing/2015/10/21/chartex" xmlns:cx3="http://schemas.microsoft.com/office/drawing/2016/5/9/chartex" xmlns:cx4="http://schemas.microsoft.com/office/drawing/2016/5/10/chartex" xmlns:cx5="http://schemas.microsoft.com/office/drawing/2016/5/11/chartex" xmlns:cx6="http://schemas.microsoft.com/office/drawing/2016/5/12/chartex" xmlns:cx7="http://schemas.microsoft.com/office/drawing/2016/5/13/chartex" xmlns:cx8="http://schemas.microsoft.com/office/drawing/2016/5/14/chartex" xmlns:mc="http://schemas.openxmlformats.org/markup-compatibility/2006" xmlns:aink="http://schemas.microsoft.com/office/drawing/2016/ink" xmlns:am3d="http://schemas.microsoft.com/office/drawing/2017/model3d" xmlns:o="urn:schemas-microsoft-com:office:office" xmlns:r="http://schemas.openxmlformats.org/officeDocument/2006/relationships" xmlns:m="http://schemas.openxmlformats.org/officeDocument/2006/math" xmlns:v="urn:schemas-microsoft-com:vml" xmlns:wp14="http://schemas.microsoft.com/office/word/2010/wordprocessingDrawing" xmlns:wp="http://schemas.openxmlformats.org/drawingml/2006/wordprocessingDrawing" xmlns:w10="urn:schemas-microsoft-com:office:word" xmlns:w="http://schemas.openxmlformats.org/wordprocessingml/2006/main" xmlns:w14="http://schemas.microsoft.com/office/word/2010/wordml" xmlns:w15="http://schemas.microsoft.com/office/word/2012/wordml" xmlns:w16cex="http://schemas.microsoft.com/office/word/2018/wordml/cex" xmlns:w16cid="http://schemas.microsoft.com/office/word/2016/wordml/cid" xmlns:w16="http://schemas.microsoft.com/office/word/2018/wordml" xmlns:w16se="http://schemas.microsoft.com/office/word/2015/wordml/symex" xmlns:wpg="http://schemas.microsoft.com/office/word/2010/wordprocessingGroup" xmlns:wpi="http://schemas.microsoft.com/office/word/2010/wordprocessingInk" xmlns:wne="http://schemas.microsoft.com/office/word/2006/wordml" xmlns:wps="http://schemas.microsoft.com/office/word/2010/wordprocessingShape" mc:Ignorable="w14 w15 w16se w16cid w16 w16cex wp14">
   <w:body>
     <w:p>
       <w:r>
@@ -9,6 +9,8 @@
       <w:r>
         <w:tab/>
       </w:r>
+      <w:bookmarkStart w:id="0" w:name="_GoBack"/>
+      <w:bookmarkEnd w:id="0"/>
     </w:p>
     <w:p>
       <w:r>
@@ -44,6 +46,7 @@
         <w:tc>
           <w:tcPr>
             <w:tcW w:w="3115" w:type="dxa"/>
+            <w:shd w:val="clear" w:color="auto" w:fill="D9E2F3" w:themeFill="accent1" w:themeFillTint="33"/>
           </w:tcPr>
           <w:p>
             <w:r>
@@ -56,42 +59,38 @@
               <w:t>14</w:t>
             </w:r>
             <w:r>
+              <w:t xml:space="preserve"> – </w:t>
+            </w:r>
+            <w:r>
+              <w:t>02</w:t>
+            </w:r>
+            <w:r>
+              <w:t>.</w:t>
+            </w:r>
+            <w:r>
+              <w:t>22</w:t>
+            </w:r>
+          </w:p>
+        </w:tc>
+        <w:tc>
+          <w:tcPr>
+            <w:tcW w:w="3115" w:type="dxa"/>
+            <w:shd w:val="clear" w:color="auto" w:fill="D9E2F3" w:themeFill="accent1" w:themeFillTint="33"/>
+          </w:tcPr>
+          <w:p>
+            <w:r>
+              <w:t>Проверка Документации</w:t>
+            </w:r>
+            <w:r>
               <w:t xml:space="preserve"> </w:t>
             </w:r>
-            <w:r>
-              <w:t>–</w:t>
-            </w:r>
-            <w:r>
-              <w:t xml:space="preserve"> </w:t>
-            </w:r>
-            <w:r>
-              <w:t>02</w:t>
-            </w:r>
-            <w:r>
-              <w:t>.</w:t>
-            </w:r>
-            <w:r>
-              <w:t>22</w:t>
-            </w:r>
-          </w:p>
-        </w:tc>
-        <w:tc>
-          <w:tcPr>
-            <w:tcW w:w="3115" w:type="dxa"/>
-          </w:tcPr>
-          <w:p>
-            <w:r>
-              <w:t>Проверка Документации</w:t>
-            </w:r>
-            <w:r>
-              <w:t xml:space="preserve"> </w:t>
-            </w:r>
           </w:p>
           <w:p/>
         </w:tc>
         <w:tc>
           <w:tcPr>
             <w:tcW w:w="3115" w:type="dxa"/>
+            <w:shd w:val="clear" w:color="auto" w:fill="D9E2F3" w:themeFill="accent1" w:themeFillTint="33"/>
           </w:tcPr>
           <w:p>
             <w:r>
@@ -104,6 +103,7 @@
         <w:tc>
           <w:tcPr>
             <w:tcW w:w="3115" w:type="dxa"/>
+            <w:shd w:val="clear" w:color="auto" w:fill="FBE4D5" w:themeFill="accent2" w:themeFillTint="33"/>
           </w:tcPr>
           <w:p>
             <w:r>
@@ -114,6 +114,7 @@
         <w:tc>
           <w:tcPr>
             <w:tcW w:w="3115" w:type="dxa"/>
+            <w:shd w:val="clear" w:color="auto" w:fill="FBE4D5" w:themeFill="accent2" w:themeFillTint="33"/>
           </w:tcPr>
           <w:p>
             <w:r>
@@ -124,6 +125,7 @@
         <w:tc>
           <w:tcPr>
             <w:tcW w:w="3115" w:type="dxa"/>
+            <w:shd w:val="clear" w:color="auto" w:fill="FBE4D5" w:themeFill="accent2" w:themeFillTint="33"/>
           </w:tcPr>
           <w:p>
             <w:r>
@@ -136,13 +138,9 @@
         <w:tc>
           <w:tcPr>
             <w:tcW w:w="3115" w:type="dxa"/>
-          </w:tcPr>
-          <w:p>
-            <w:pPr>
-              <w:rPr>
-                <w:lang w:val="en-US"/>
-              </w:rPr>
-            </w:pPr>
+            <w:shd w:val="clear" w:color="auto" w:fill="D9E2F3" w:themeFill="accent1" w:themeFillTint="33"/>
+          </w:tcPr>
+          <w:p>
             <w:r>
               <w:t>03</w:t>
             </w:r>
@@ -159,9 +157,6 @@
               <w:t>03</w:t>
             </w:r>
             <w:r>
-              <w:rPr>
-                <w:lang w:val="en-US"/>
-              </w:rPr>
               <w:t>.</w:t>
             </w:r>
             <w:r>
@@ -172,6 +167,7 @@
         <w:tc>
           <w:tcPr>
             <w:tcW w:w="3115" w:type="dxa"/>
+            <w:shd w:val="clear" w:color="auto" w:fill="D9E2F3" w:themeFill="accent1" w:themeFillTint="33"/>
           </w:tcPr>
           <w:p>
             <w:r>
@@ -183,17 +179,10 @@
         <w:tc>
           <w:tcPr>
             <w:tcW w:w="3115" w:type="dxa"/>
-          </w:tcPr>
-          <w:p>
-            <w:pPr>
-              <w:rPr>
-                <w:lang w:val="en-US"/>
-              </w:rPr>
-            </w:pPr>
-            <w:r>
-              <w:rPr>
-                <w:lang w:val="en-US"/>
-              </w:rPr>
+            <w:shd w:val="clear" w:color="auto" w:fill="D9E2F3" w:themeFill="accent1" w:themeFillTint="33"/>
+          </w:tcPr>
+          <w:p>
+            <w:r>
               <w:t xml:space="preserve"> X11</w:t>
             </w:r>
           </w:p>
@@ -203,6 +192,7 @@
         <w:tc>
           <w:tcPr>
             <w:tcW w:w="3115" w:type="dxa"/>
+            <w:shd w:val="clear" w:color="auto" w:fill="D9E2F3" w:themeFill="accent1" w:themeFillTint="33"/>
           </w:tcPr>
           <w:p>
             <w:r>
@@ -219,6 +209,7 @@
         <w:tc>
           <w:tcPr>
             <w:tcW w:w="3115" w:type="dxa"/>
+            <w:shd w:val="clear" w:color="auto" w:fill="D9E2F3" w:themeFill="accent1" w:themeFillTint="33"/>
           </w:tcPr>
           <w:p>
             <w:r>
@@ -229,6 +220,7 @@
         <w:tc>
           <w:tcPr>
             <w:tcW w:w="3115" w:type="dxa"/>
+            <w:shd w:val="clear" w:color="auto" w:fill="D9E2F3" w:themeFill="accent1" w:themeFillTint="33"/>
           </w:tcPr>
           <w:p>
             <w:r>
@@ -241,6 +233,7 @@
         <w:tc>
           <w:tcPr>
             <w:tcW w:w="3115" w:type="dxa"/>
+            <w:shd w:val="clear" w:color="auto" w:fill="FBE4D5" w:themeFill="accent2" w:themeFillTint="33"/>
           </w:tcPr>
           <w:p>
             <w:pPr>
@@ -295,6 +288,7 @@
         <w:tc>
           <w:tcPr>
             <w:tcW w:w="3115" w:type="dxa"/>
+            <w:shd w:val="clear" w:color="auto" w:fill="FBE4D5" w:themeFill="accent2" w:themeFillTint="33"/>
           </w:tcPr>
           <w:p>
             <w:pPr>
@@ -316,6 +310,7 @@
         <w:tc>
           <w:tcPr>
             <w:tcW w:w="3115" w:type="dxa"/>
+            <w:shd w:val="clear" w:color="auto" w:fill="FBE4D5" w:themeFill="accent2" w:themeFillTint="33"/>
           </w:tcPr>
           <w:p>
             <w:r>
@@ -334,6 +329,7 @@
         <w:tc>
           <w:tcPr>
             <w:tcW w:w="3115" w:type="dxa"/>
+            <w:shd w:val="clear" w:color="auto" w:fill="FBE4D5" w:themeFill="accent2" w:themeFillTint="33"/>
           </w:tcPr>
           <w:p>
             <w:r>
@@ -362,6 +358,7 @@
         <w:tc>
           <w:tcPr>
             <w:tcW w:w="3115" w:type="dxa"/>
+            <w:shd w:val="clear" w:color="auto" w:fill="FBE4D5" w:themeFill="accent2" w:themeFillTint="33"/>
           </w:tcPr>
           <w:p>
             <w:r>
@@ -372,13 +369,9 @@
         <w:tc>
           <w:tcPr>
             <w:tcW w:w="3115" w:type="dxa"/>
-          </w:tcPr>
-          <w:p>
-            <w:pPr>
-              <w:rPr>
-                <w:lang w:val="en-US"/>
-              </w:rPr>
-            </w:pPr>
+            <w:shd w:val="clear" w:color="auto" w:fill="FBE4D5" w:themeFill="accent2" w:themeFillTint="33"/>
+          </w:tcPr>
+          <w:p>
             <w:r>
               <w:t xml:space="preserve">От начала до конца, хотя еще не учтены особенности </w:t>
             </w:r>
@@ -407,6 +400,7 @@
         <w:tc>
           <w:tcPr>
             <w:tcW w:w="3115" w:type="dxa"/>
+            <w:shd w:val="clear" w:color="auto" w:fill="D9E2F3" w:themeFill="accent1" w:themeFillTint="33"/>
           </w:tcPr>
           <w:p>
             <w:r>
@@ -423,6 +417,7 @@
         <w:tc>
           <w:tcPr>
             <w:tcW w:w="3115" w:type="dxa"/>
+            <w:shd w:val="clear" w:color="auto" w:fill="D9E2F3" w:themeFill="accent1" w:themeFillTint="33"/>
           </w:tcPr>
           <w:p>
             <w:r>
@@ -433,6 +428,7 @@
         <w:tc>
           <w:tcPr>
             <w:tcW w:w="3115" w:type="dxa"/>
+            <w:shd w:val="clear" w:color="auto" w:fill="D9E2F3" w:themeFill="accent1" w:themeFillTint="33"/>
           </w:tcPr>
           <w:p>
             <w:r>
@@ -445,6 +441,7 @@
         <w:tc>
           <w:tcPr>
             <w:tcW w:w="3115" w:type="dxa"/>
+            <w:shd w:val="clear" w:color="auto" w:fill="FBE4D5" w:themeFill="accent2" w:themeFillTint="33"/>
           </w:tcPr>
           <w:p>
             <w:pPr>
@@ -505,6 +502,7 @@
         <w:tc>
           <w:tcPr>
             <w:tcW w:w="3115" w:type="dxa"/>
+            <w:shd w:val="clear" w:color="auto" w:fill="FBE4D5" w:themeFill="accent2" w:themeFillTint="33"/>
           </w:tcPr>
           <w:p>
             <w:pPr>
@@ -526,6 +524,7 @@
         <w:tc>
           <w:tcPr>
             <w:tcW w:w="3115" w:type="dxa"/>
+            <w:shd w:val="clear" w:color="auto" w:fill="FBE4D5" w:themeFill="accent2" w:themeFillTint="33"/>
           </w:tcPr>
           <w:p>
             <w:r>
@@ -555,6 +554,7 @@
         <w:tc>
           <w:tcPr>
             <w:tcW w:w="3115" w:type="dxa"/>
+            <w:shd w:val="clear" w:color="auto" w:fill="FBE4D5" w:themeFill="accent2" w:themeFillTint="33"/>
           </w:tcPr>
           <w:p>
             <w:r>
@@ -571,6 +571,7 @@
         <w:tc>
           <w:tcPr>
             <w:tcW w:w="3115" w:type="dxa"/>
+            <w:shd w:val="clear" w:color="auto" w:fill="FBE4D5" w:themeFill="accent2" w:themeFillTint="33"/>
           </w:tcPr>
           <w:p>
             <w:r>
@@ -581,6 +582,7 @@
         <w:tc>
           <w:tcPr>
             <w:tcW w:w="3115" w:type="dxa"/>
+            <w:shd w:val="clear" w:color="auto" w:fill="FBE4D5" w:themeFill="accent2" w:themeFillTint="33"/>
           </w:tcPr>
           <w:p>
             <w:r>
@@ -603,6 +605,7 @@
         <w:tc>
           <w:tcPr>
             <w:tcW w:w="3115" w:type="dxa"/>
+            <w:shd w:val="clear" w:color="auto" w:fill="D9E2F3" w:themeFill="accent1" w:themeFillTint="33"/>
           </w:tcPr>
           <w:p>
             <w:r>
@@ -619,6 +622,7 @@
         <w:tc>
           <w:tcPr>
             <w:tcW w:w="3115" w:type="dxa"/>
+            <w:shd w:val="clear" w:color="auto" w:fill="D9E2F3" w:themeFill="accent1" w:themeFillTint="33"/>
           </w:tcPr>
           <w:p>
             <w:r>
@@ -632,6 +636,7 @@
         <w:tc>
           <w:tcPr>
             <w:tcW w:w="3115" w:type="dxa"/>
+            <w:shd w:val="clear" w:color="auto" w:fill="D9E2F3" w:themeFill="accent1" w:themeFillTint="33"/>
           </w:tcPr>
           <w:p>
             <w:pPr>
@@ -647,6 +652,7 @@
         <w:tc>
           <w:tcPr>
             <w:tcW w:w="3115" w:type="dxa"/>
+            <w:shd w:val="clear" w:color="auto" w:fill="FBE4D5" w:themeFill="accent2" w:themeFillTint="33"/>
           </w:tcPr>
           <w:p>
             <w:pPr>
@@ -695,6 +701,7 @@
         <w:tc>
           <w:tcPr>
             <w:tcW w:w="3115" w:type="dxa"/>
+            <w:shd w:val="clear" w:color="auto" w:fill="FBE4D5" w:themeFill="accent2" w:themeFillTint="33"/>
           </w:tcPr>
           <w:p>
             <w:pPr>
@@ -716,6 +723,7 @@
         <w:tc>
           <w:tcPr>
             <w:tcW w:w="3115" w:type="dxa"/>
+            <w:shd w:val="clear" w:color="auto" w:fill="FBE4D5" w:themeFill="accent2" w:themeFillTint="33"/>
           </w:tcPr>
           <w:p>
             <w:r>
@@ -742,6 +750,7 @@
         <w:tc>
           <w:tcPr>
             <w:tcW w:w="3115" w:type="dxa"/>
+            <w:shd w:val="clear" w:color="auto" w:fill="FBE4D5" w:themeFill="accent2" w:themeFillTint="33"/>
           </w:tcPr>
           <w:p>
             <w:r>
@@ -758,6 +767,7 @@
         <w:tc>
           <w:tcPr>
             <w:tcW w:w="3115" w:type="dxa"/>
+            <w:shd w:val="clear" w:color="auto" w:fill="FBE4D5" w:themeFill="accent2" w:themeFillTint="33"/>
           </w:tcPr>
           <w:p>
             <w:r>
@@ -768,6 +778,7 @@
         <w:tc>
           <w:tcPr>
             <w:tcW w:w="3115" w:type="dxa"/>
+            <w:shd w:val="clear" w:color="auto" w:fill="FBE4D5" w:themeFill="accent2" w:themeFillTint="33"/>
           </w:tcPr>
           <w:p>
             <w:r>
@@ -799,6 +810,7 @@
         <w:tc>
           <w:tcPr>
             <w:tcW w:w="3115" w:type="dxa"/>
+            <w:shd w:val="clear" w:color="auto" w:fill="D9E2F3" w:themeFill="accent1" w:themeFillTint="33"/>
           </w:tcPr>
           <w:p>
             <w:r>
@@ -815,6 +827,7 @@
         <w:tc>
           <w:tcPr>
             <w:tcW w:w="3115" w:type="dxa"/>
+            <w:shd w:val="clear" w:color="auto" w:fill="D9E2F3" w:themeFill="accent1" w:themeFillTint="33"/>
           </w:tcPr>
           <w:p>
             <w:r>
@@ -828,6 +841,7 @@
         <w:tc>
           <w:tcPr>
             <w:tcW w:w="3115" w:type="dxa"/>
+            <w:shd w:val="clear" w:color="auto" w:fill="D9E2F3" w:themeFill="accent1" w:themeFillTint="33"/>
           </w:tcPr>
           <w:p>
             <w:pPr>
@@ -848,6 +862,7 @@
         <w:tc>
           <w:tcPr>
             <w:tcW w:w="3115" w:type="dxa"/>
+            <w:shd w:val="clear" w:color="auto" w:fill="FBE4D5" w:themeFill="accent2" w:themeFillTint="33"/>
           </w:tcPr>
           <w:p>
             <w:pPr>
@@ -875,6 +890,7 @@
         <w:tc>
           <w:tcPr>
             <w:tcW w:w="3115" w:type="dxa"/>
+            <w:shd w:val="clear" w:color="auto" w:fill="FBE4D5" w:themeFill="accent2" w:themeFillTint="33"/>
           </w:tcPr>
           <w:p>
             <w:pPr>
@@ -896,6 +912,7 @@
         <w:tc>
           <w:tcPr>
             <w:tcW w:w="3115" w:type="dxa"/>
+            <w:shd w:val="clear" w:color="auto" w:fill="FBE4D5" w:themeFill="accent2" w:themeFillTint="33"/>
           </w:tcPr>
           <w:p>
             <w:r>
@@ -908,6 +925,7 @@
         <w:tc>
           <w:tcPr>
             <w:tcW w:w="3115" w:type="dxa"/>
+            <w:shd w:val="clear" w:color="auto" w:fill="D9E2F3" w:themeFill="accent1" w:themeFillTint="33"/>
           </w:tcPr>
           <w:p>
             <w:r>
@@ -924,6 +942,7 @@
         <w:tc>
           <w:tcPr>
             <w:tcW w:w="3115" w:type="dxa"/>
+            <w:shd w:val="clear" w:color="auto" w:fill="D9E2F3" w:themeFill="accent1" w:themeFillTint="33"/>
           </w:tcPr>
           <w:p>
             <w:r>
@@ -937,6 +956,7 @@
         <w:tc>
           <w:tcPr>
             <w:tcW w:w="3115" w:type="dxa"/>
+            <w:shd w:val="clear" w:color="auto" w:fill="D9E2F3" w:themeFill="accent1" w:themeFillTint="33"/>
           </w:tcPr>
           <w:p>
             <w:r>
@@ -949,6 +969,7 @@
         <w:tc>
           <w:tcPr>
             <w:tcW w:w="3115" w:type="dxa"/>
+            <w:shd w:val="clear" w:color="auto" w:fill="FBE4D5" w:themeFill="accent2" w:themeFillTint="33"/>
           </w:tcPr>
           <w:p>
             <w:pPr>
@@ -1009,6 +1030,7 @@
         <w:tc>
           <w:tcPr>
             <w:tcW w:w="3115" w:type="dxa"/>
+            <w:shd w:val="clear" w:color="auto" w:fill="FBE4D5" w:themeFill="accent2" w:themeFillTint="33"/>
           </w:tcPr>
           <w:p>
             <w:pPr>
@@ -1030,13 +1052,11 @@
         <w:tc>
           <w:tcPr>
             <w:tcW w:w="3115" w:type="dxa"/>
-          </w:tcPr>
-          <w:p>
-            <w:r>
-              <w:t xml:space="preserve">3 </w:t>
-            </w:r>
-            <w:r>
-              <w:t>раб дня</w:t>
+            <w:shd w:val="clear" w:color="auto" w:fill="FBE4D5" w:themeFill="accent2" w:themeFillTint="33"/>
+          </w:tcPr>
+          <w:p>
+            <w:r>
+              <w:t>3 раб дня</w:t>
             </w:r>
             <w:r>
               <w:t xml:space="preserve">, 2 </w:t>
@@ -1056,6 +1076,7 @@
         <w:tc>
           <w:tcPr>
             <w:tcW w:w="3115" w:type="dxa"/>
+            <w:shd w:val="clear" w:color="auto" w:fill="D9E2F3" w:themeFill="accent1" w:themeFillTint="33"/>
           </w:tcPr>
           <w:p>
             <w:pPr>
@@ -1113,6 +1134,7 @@
         <w:tc>
           <w:tcPr>
             <w:tcW w:w="3115" w:type="dxa"/>
+            <w:shd w:val="clear" w:color="auto" w:fill="D9E2F3" w:themeFill="accent1" w:themeFillTint="33"/>
           </w:tcPr>
           <w:p>
             <w:r>
@@ -1123,6 +1145,7 @@
         <w:tc>
           <w:tcPr>
             <w:tcW w:w="3115" w:type="dxa"/>
+            <w:shd w:val="clear" w:color="auto" w:fill="D9E2F3" w:themeFill="accent1" w:themeFillTint="33"/>
           </w:tcPr>
           <w:p>
             <w:pPr>
@@ -1143,6 +1166,7 @@
         <w:tc>
           <w:tcPr>
             <w:tcW w:w="3115" w:type="dxa"/>
+            <w:shd w:val="clear" w:color="auto" w:fill="D9E2F3" w:themeFill="accent1" w:themeFillTint="33"/>
           </w:tcPr>
           <w:p>
             <w:r>
@@ -1159,6 +1183,7 @@
         <w:tc>
           <w:tcPr>
             <w:tcW w:w="3115" w:type="dxa"/>
+            <w:shd w:val="clear" w:color="auto" w:fill="D9E2F3" w:themeFill="accent1" w:themeFillTint="33"/>
           </w:tcPr>
           <w:p>
             <w:r>
@@ -1172,6 +1197,7 @@
         <w:tc>
           <w:tcPr>
             <w:tcW w:w="3115" w:type="dxa"/>
+            <w:shd w:val="clear" w:color="auto" w:fill="D9E2F3" w:themeFill="accent1" w:themeFillTint="33"/>
           </w:tcPr>
           <w:p>
             <w:r>
@@ -1184,6 +1210,7 @@
         <w:tc>
           <w:tcPr>
             <w:tcW w:w="3115" w:type="dxa"/>
+            <w:shd w:val="clear" w:color="auto" w:fill="FBE4D5" w:themeFill="accent2" w:themeFillTint="33"/>
           </w:tcPr>
           <w:p>
             <w:pPr>
@@ -1238,6 +1265,7 @@
         <w:tc>
           <w:tcPr>
             <w:tcW w:w="3115" w:type="dxa"/>
+            <w:shd w:val="clear" w:color="auto" w:fill="FBE4D5" w:themeFill="accent2" w:themeFillTint="33"/>
           </w:tcPr>
           <w:p>
             <w:pPr>
@@ -1259,6 +1287,7 @@
         <w:tc>
           <w:tcPr>
             <w:tcW w:w="3115" w:type="dxa"/>
+            <w:shd w:val="clear" w:color="auto" w:fill="FBE4D5" w:themeFill="accent2" w:themeFillTint="33"/>
           </w:tcPr>
           <w:p>
             <w:r>
@@ -1280,6 +1309,7 @@
         <w:tc>
           <w:tcPr>
             <w:tcW w:w="3115" w:type="dxa"/>
+            <w:shd w:val="clear" w:color="auto" w:fill="D9E2F3" w:themeFill="accent1" w:themeFillTint="33"/>
           </w:tcPr>
           <w:p>
             <w:r>
@@ -1296,6 +1326,7 @@
         <w:tc>
           <w:tcPr>
             <w:tcW w:w="3115" w:type="dxa"/>
+            <w:shd w:val="clear" w:color="auto" w:fill="D9E2F3" w:themeFill="accent1" w:themeFillTint="33"/>
           </w:tcPr>
           <w:p>
             <w:pPr>
@@ -1310,25 +1341,11 @@
               <w:t>7</w:t>
             </w:r>
           </w:p>
-          <w:p>
-            <w:pPr>
-              <w:rPr>
-                <w:lang w:val="en-US"/>
-              </w:rPr>
-            </w:pPr>
-            <w:proofErr w:type="spellStart"/>
-            <w:r>
-              <w:rPr>
-                <w:lang w:val="en-US"/>
-              </w:rPr>
-              <w:t>Регресс</w:t>
-            </w:r>
-            <w:proofErr w:type="spellEnd"/>
-          </w:p>
-        </w:tc>
-        <w:tc>
-          <w:tcPr>
-            <w:tcW w:w="3115" w:type="dxa"/>
+        </w:tc>
+        <w:tc>
+          <w:tcPr>
+            <w:tcW w:w="3115" w:type="dxa"/>
+            <w:shd w:val="clear" w:color="auto" w:fill="D9E2F3" w:themeFill="accent1" w:themeFillTint="33"/>
           </w:tcPr>
           <w:p>
             <w:r>
@@ -1341,6 +1358,7 @@
         <w:tc>
           <w:tcPr>
             <w:tcW w:w="3115" w:type="dxa"/>
+            <w:shd w:val="clear" w:color="auto" w:fill="D9E2F3" w:themeFill="accent1" w:themeFillTint="33"/>
           </w:tcPr>
           <w:p>
             <w:r>
@@ -1357,6 +1375,7 @@
         <w:tc>
           <w:tcPr>
             <w:tcW w:w="3115" w:type="dxa"/>
+            <w:shd w:val="clear" w:color="auto" w:fill="D9E2F3" w:themeFill="accent1" w:themeFillTint="33"/>
           </w:tcPr>
           <w:p>
             <w:r>
@@ -1370,6 +1389,7 @@
         <w:tc>
           <w:tcPr>
             <w:tcW w:w="3115" w:type="dxa"/>
+            <w:shd w:val="clear" w:color="auto" w:fill="D9E2F3" w:themeFill="accent1" w:themeFillTint="33"/>
           </w:tcPr>
           <w:p>
             <w:r>
@@ -1382,6 +1402,7 @@
         <w:tc>
           <w:tcPr>
             <w:tcW w:w="3115" w:type="dxa"/>
+            <w:shd w:val="clear" w:color="auto" w:fill="FBE4D5" w:themeFill="accent2" w:themeFillTint="33"/>
           </w:tcPr>
           <w:p>
             <w:pPr>
@@ -1442,6 +1463,7 @@
         <w:tc>
           <w:tcPr>
             <w:tcW w:w="3115" w:type="dxa"/>
+            <w:shd w:val="clear" w:color="auto" w:fill="FBE4D5" w:themeFill="accent2" w:themeFillTint="33"/>
           </w:tcPr>
           <w:p>
             <w:pPr>
@@ -1463,6 +1485,7 @@
         <w:tc>
           <w:tcPr>
             <w:tcW w:w="3115" w:type="dxa"/>
+            <w:shd w:val="clear" w:color="auto" w:fill="FBE4D5" w:themeFill="accent2" w:themeFillTint="33"/>
           </w:tcPr>
           <w:p>
             <w:r>
@@ -1492,6 +1515,7 @@
         <w:tc>
           <w:tcPr>
             <w:tcW w:w="3115" w:type="dxa"/>
+            <w:shd w:val="clear" w:color="auto" w:fill="D9E2F3" w:themeFill="accent1" w:themeFillTint="33"/>
           </w:tcPr>
           <w:p>
             <w:r>
@@ -1509,6 +1533,7 @@
         <w:tc>
           <w:tcPr>
             <w:tcW w:w="3115" w:type="dxa"/>
+            <w:shd w:val="clear" w:color="auto" w:fill="D9E2F3" w:themeFill="accent1" w:themeFillTint="33"/>
           </w:tcPr>
           <w:p>
             <w:r>
@@ -1522,6 +1547,7 @@
         <w:tc>
           <w:tcPr>
             <w:tcW w:w="3115" w:type="dxa"/>
+            <w:shd w:val="clear" w:color="auto" w:fill="D9E2F3" w:themeFill="accent1" w:themeFillTint="33"/>
           </w:tcPr>
           <w:p>
             <w:r>
@@ -1534,6 +1560,7 @@
         <w:tc>
           <w:tcPr>
             <w:tcW w:w="3115" w:type="dxa"/>
+            <w:shd w:val="clear" w:color="auto" w:fill="FBE4D5" w:themeFill="accent2" w:themeFillTint="33"/>
           </w:tcPr>
           <w:p>
             <w:r>
@@ -1589,6 +1616,7 @@
         <w:tc>
           <w:tcPr>
             <w:tcW w:w="3115" w:type="dxa"/>
+            <w:shd w:val="clear" w:color="auto" w:fill="FBE4D5" w:themeFill="accent2" w:themeFillTint="33"/>
           </w:tcPr>
           <w:p>
             <w:pPr>
@@ -1610,6 +1638,7 @@
         <w:tc>
           <w:tcPr>
             <w:tcW w:w="3115" w:type="dxa"/>
+            <w:shd w:val="clear" w:color="auto" w:fill="FBE4D5" w:themeFill="accent2" w:themeFillTint="33"/>
           </w:tcPr>
           <w:p>
             <w:r>
@@ -1622,6 +1651,7 @@
         <w:tc>
           <w:tcPr>
             <w:tcW w:w="3115" w:type="dxa"/>
+            <w:shd w:val="clear" w:color="auto" w:fill="D9E2F3" w:themeFill="accent1" w:themeFillTint="33"/>
           </w:tcPr>
           <w:p>
             <w:r>
@@ -1638,6 +1668,7 @@
         <w:tc>
           <w:tcPr>
             <w:tcW w:w="3115" w:type="dxa"/>
+            <w:shd w:val="clear" w:color="auto" w:fill="D9E2F3" w:themeFill="accent1" w:themeFillTint="33"/>
           </w:tcPr>
           <w:p>
             <w:r>
@@ -1651,6 +1682,7 @@
         <w:tc>
           <w:tcPr>
             <w:tcW w:w="3115" w:type="dxa"/>
+            <w:shd w:val="clear" w:color="auto" w:fill="D9E2F3" w:themeFill="accent1" w:themeFillTint="33"/>
           </w:tcPr>
           <w:p>
             <w:r>
@@ -1671,6 +1703,7 @@
         <w:tc>
           <w:tcPr>
             <w:tcW w:w="3115" w:type="dxa"/>
+            <w:shd w:val="clear" w:color="auto" w:fill="FBE4D5" w:themeFill="accent2" w:themeFillTint="33"/>
           </w:tcPr>
           <w:p>
             <w:pPr>
@@ -1722,6 +1755,7 @@
         <w:tc>
           <w:tcPr>
             <w:tcW w:w="3115" w:type="dxa"/>
+            <w:shd w:val="clear" w:color="auto" w:fill="FBE4D5" w:themeFill="accent2" w:themeFillTint="33"/>
           </w:tcPr>
           <w:p>
             <w:pPr>
@@ -1743,6 +1777,7 @@
         <w:tc>
           <w:tcPr>
             <w:tcW w:w="3115" w:type="dxa"/>
+            <w:shd w:val="clear" w:color="auto" w:fill="FBE4D5" w:themeFill="accent2" w:themeFillTint="33"/>
           </w:tcPr>
           <w:p>
             <w:r>
@@ -1769,6 +1804,7 @@
         <w:tc>
           <w:tcPr>
             <w:tcW w:w="3115" w:type="dxa"/>
+            <w:shd w:val="clear" w:color="auto" w:fill="D9E2F3" w:themeFill="accent1" w:themeFillTint="33"/>
           </w:tcPr>
           <w:p>
             <w:pPr>
@@ -1793,6 +1829,7 @@
         <w:tc>
           <w:tcPr>
             <w:tcW w:w="3115" w:type="dxa"/>
+            <w:shd w:val="clear" w:color="auto" w:fill="D9E2F3" w:themeFill="accent1" w:themeFillTint="33"/>
           </w:tcPr>
           <w:p>
             <w:proofErr w:type="gramStart"/>
@@ -1808,6 +1845,7 @@
         <w:tc>
           <w:tcPr>
             <w:tcW w:w="3115" w:type="dxa"/>
+            <w:shd w:val="clear" w:color="auto" w:fill="D9E2F3" w:themeFill="accent1" w:themeFillTint="33"/>
           </w:tcPr>
           <w:p>
             <w:pPr>
@@ -1831,6 +1869,7 @@
         <w:tc>
           <w:tcPr>
             <w:tcW w:w="3115" w:type="dxa"/>
+            <w:shd w:val="clear" w:color="auto" w:fill="D9E2F3" w:themeFill="accent1" w:themeFillTint="33"/>
           </w:tcPr>
           <w:p>
             <w:r>
@@ -1847,6 +1886,7 @@
         <w:tc>
           <w:tcPr>
             <w:tcW w:w="3115" w:type="dxa"/>
+            <w:shd w:val="clear" w:color="auto" w:fill="D9E2F3" w:themeFill="accent1" w:themeFillTint="33"/>
           </w:tcPr>
           <w:p>
             <w:r>
@@ -1870,6 +1910,7 @@
         <w:tc>
           <w:tcPr>
             <w:tcW w:w="3115" w:type="dxa"/>
+            <w:shd w:val="clear" w:color="auto" w:fill="D9E2F3" w:themeFill="accent1" w:themeFillTint="33"/>
           </w:tcPr>
           <w:p>
             <w:r>
@@ -1910,6 +1951,7 @@
         <w:tc>
           <w:tcPr>
             <w:tcW w:w="3115" w:type="dxa"/>
+            <w:shd w:val="clear" w:color="auto" w:fill="D9E2F3" w:themeFill="accent1" w:themeFillTint="33"/>
           </w:tcPr>
           <w:p>
             <w:r>
@@ -1929,6 +1971,7 @@
         <w:tc>
           <w:tcPr>
             <w:tcW w:w="3115" w:type="dxa"/>
+            <w:shd w:val="clear" w:color="auto" w:fill="D9E2F3" w:themeFill="accent1" w:themeFillTint="33"/>
           </w:tcPr>
           <w:p>
             <w:pPr>
@@ -1944,6 +1987,7 @@
         <w:tc>
           <w:tcPr>
             <w:tcW w:w="3115" w:type="dxa"/>
+            <w:shd w:val="clear" w:color="auto" w:fill="D9E2F3" w:themeFill="accent1" w:themeFillTint="33"/>
           </w:tcPr>
           <w:p>
             <w:r>
@@ -1961,6 +2005,7 @@
         <w:tc>
           <w:tcPr>
             <w:tcW w:w="3115" w:type="dxa"/>
+            <w:shd w:val="clear" w:color="auto" w:fill="FBE4D5" w:themeFill="accent2" w:themeFillTint="33"/>
           </w:tcPr>
           <w:p>
             <w:r>
@@ -1985,6 +2030,7 @@
         <w:tc>
           <w:tcPr>
             <w:tcW w:w="3115" w:type="dxa"/>
+            <w:shd w:val="clear" w:color="auto" w:fill="FBE4D5" w:themeFill="accent2" w:themeFillTint="33"/>
           </w:tcPr>
           <w:p>
             <w:r>
@@ -2016,6 +2062,7 @@
         <w:tc>
           <w:tcPr>
             <w:tcW w:w="3115" w:type="dxa"/>
+            <w:shd w:val="clear" w:color="auto" w:fill="FBE4D5" w:themeFill="accent2" w:themeFillTint="33"/>
           </w:tcPr>
           <w:p/>
         </w:tc>
@@ -2033,7 +2080,7 @@
 </file>
 
 <file path=word/styles.xml><?xml version="1.0" encoding="utf-8"?>
-<w:styles xmlns:mc="http://schemas.openxmlformats.org/markup-compatibility/2006" xmlns:r="http://schemas.openxmlformats.org/officeDocument/2006/relationships" xmlns:w="http://schemas.openxmlformats.org/wordprocessingml/2006/main" xmlns:w14="http://schemas.microsoft.com/office/word/2010/wordml" xmlns:w15="http://schemas.microsoft.com/office/word/2012/wordml" xmlns:w16cex="http://schemas.microsoft.com/office/word/2018/wordml/cex" xmlns:w16cid="http://schemas.microsoft.com/office/word/2016/wordml/cid" xmlns:w16="http://schemas.microsoft.com/office/word/2018/wordml" xmlns:w16du="http://schemas.microsoft.com/office/word/2023/wordml/word16du" xmlns:w16sdtdh="http://schemas.microsoft.com/office/word/2020/wordml/sdtdatahash" xmlns:w16sdtfl="http://schemas.microsoft.com/office/word/2024/wordml/sdtformatlock" xmlns:w16se="http://schemas.microsoft.com/office/word/2015/wordml/symex" mc:Ignorable="w14 w15 w16se w16cid w16 w16cex w16sdtdh w16sdtfl w16du">
+<w:styles xmlns:mc="http://schemas.openxmlformats.org/markup-compatibility/2006" xmlns:r="http://schemas.openxmlformats.org/officeDocument/2006/relationships" xmlns:w="http://schemas.openxmlformats.org/wordprocessingml/2006/main" xmlns:w14="http://schemas.microsoft.com/office/word/2010/wordml" xmlns:w15="http://schemas.microsoft.com/office/word/2012/wordml" xmlns:w16cex="http://schemas.microsoft.com/office/word/2018/wordml/cex" xmlns:w16cid="http://schemas.microsoft.com/office/word/2016/wordml/cid" xmlns:w16="http://schemas.microsoft.com/office/word/2018/wordml" xmlns:w16se="http://schemas.microsoft.com/office/word/2015/wordml/symex" mc:Ignorable="w14 w15 w16se w16cid w16 w16cex">
   <w:docDefaults>
     <w:rPrDefault>
       <w:rPr>
